--- a/result_0.docx
+++ b/result_0.docx
@@ -21,22 +21,22 @@
     </w:p>
     <w:p>
       <w:r>
-        <w:t>Triple-negative breast cancer (TNBC) represents the most aggressive and therapeutically challenging breast cancer subtype, characterized by the absence of estrogen receptor, progesterone receptor, and human epidermal growth factor receptor 2 expression [1,2]. To comprehensively characterize the cellular composition and heterogeneity of the TNBC tumor microenvironment (TME), we integrated single-cell RNA sequencing (scRNA-seq) data from 3 normal breast tissue samples and 16 TNBC tumor samples (Supplementary Table 1), comprising a total of 84,837 cells after rigorous quality control and batch effect correction (Supplementary Figure 1A-B) [7,8]. Uniform Manifold Approximation and Projection (UMAP) dimensionality reduction identified 11 distinct cell clusters (Figure 1A). Cell type annotation was performed using established marker genes and cluster-specific highly expressed genes (Figure 1B), revealing the following cell populations: Epithelial cells (cluster 0), T cells (cluster 1), Proliferating Epithelial cells (cluster 2), Macrophages (cluster 3), Fibroblasts (cluster 4), Basal cells (cluster 5), Endothelial cells (cluster 6), Luminal Epithelial cells (cluster 7), Plasma cells (cluster 8), Pericytes (cluster 9), and B cells (cluster 10) (Figure 1C, Supplementary Figure 1C).</w:t>
+        <w:t>Triple-negative breast cancer (TNBC) represents the most aggressive and therapeutically challenging breast cancer subtype, characterized by the absence of estrogen receptor, progesterone receptor, and human epidermal growth factor receptor 2 expression [1]. To comprehensively characterize the cellular composition and heterogeneity of the TNBC tumor microenvironment (TME), we integrated single-cell RNA sequencing (scRNA-seq) data from 3 normal breast tissue samples and 16 TNBC tumor samples (Supplementary Table 1), comprising a total of 84,837 cells after rigorous quality control and batch effect correction (Supplementary Figure 1A-B) [17,18]. Uniform Manifold Approximation and Projection (UMAP) [2] dimensionality reduction identified 11 distinct cell clusters (Figure 1A). Cell type annotation was performed using established marker genes and cluster-specific highly expressed genes (Figure 1B), revealing the following cell populations: Epithelial cells (cluster 0), T cells (cluster 1), Proliferating Epithelial cells (cluster 2), Macrophages (cluster 3), Fibroblasts (cluster 4), Basal cells (cluster 5), Endothelial cells (cluster 6), Luminal Epithelial cells (cluster 7), Plasma cells (cluster 8), Pericytes (cluster 9), and B cells (cluster 10) (Figure 1C, Supplementary Figure 1C).</w:t>
       </w:r>
     </w:p>
     <w:p>
       <w:r>
-        <w:t>Comparative analysis of cell type proportions between normal and TNBC tissues revealed substantially elevated infiltration of immune cells in tumor samples, particularly B cells, T cells, and macrophages (Figure 1D, Supplementary Figure 1D, Supplementary Table 2) [5,6,10]. This increased immune infiltration is consistent with the immunogenic nature of TNBC and reflects an active immune response within the TME [3,4]. Notably, the pronounced T cell infiltration observed in our cohort aligns with previous studies demonstrating the prognostic significance of tumor-infiltrating lymphocytes (TILs) in TNBC, where higher TIL density correlates with improved clinical outcomes and enhanced response to chemotherapy [5,6].</w:t>
+        <w:t>Comparative analysis of cell type proportions between normal and TNBC tissues revealed substantially elevated infiltration of immune cells in tumor samples, particularly B cells, T cells, and macrophages (Figure 1D, Supplementary Figure 1D, Supplementary Table 2). This increased immune infiltration is consistent with the immunogenic nature of TNBC and reflects an active immune response within the TME. Notably, the pronounced T cell infiltration observed in our cohort aligns with previous studies demonstrating the prognostic significance of tumor-infiltrating lymphocytes (TILs) in TNBC, where higher TIL density correlates with improved clinical outcomes and enhanced response to chemotherapy [3].</w:t>
       </w:r>
     </w:p>
     <w:p>
       <w:r>
-        <w:t>Differential expression analysis across all 11 cell types identified cell type-specific transcriptional alterations between TNBC and normal tissues (Figure 1E). Notably, T cells exhibited significant upregulation of immunoglobulin variable genes (IGLV1), T cell receptor components (TRBV20-1), and metabolic genes (ATP5E) in TNBC samples (adjusted P &lt; 0.01), suggesting enhanced T cell activation and clonal expansion within the TME [9,11,12]. Macrophages demonstrated upregulation of inflammatory markers and chemokine receptors, while cancer-associated fibroblasts (CAFs) showed elevated expression of extracellular matrix remodeling genes and immunosuppressive factors [20].</w:t>
+        <w:t>Differential expression analysis across all 11 cell types identified cell type-specific transcriptional alterations between TNBC and normal tissues (Figure 1E). Notably, T cells exhibited significant upregulation of immunoglobulin variable genes (IGLV1), T cell receptor components (TRBV20-1), and metabolic genes (ATP5E) in TNBC samples (adjusted P &lt; 0.01), suggesting enhanced T cell activation and clonal expansion within the TME. Macrophages demonstrated upregulation of inflammatory markers and chemokine receptors, while cancer-associated fibroblasts (CAFs) showed elevated expression of extracellular matrix remodeling genes and immunosuppressive factors.</w:t>
       </w:r>
     </w:p>
     <w:p>
       <w:r>
-        <w:t>Gene Ontology (GO) enrichment analysis revealed distinct functional patterns characteristic of the TNBC microenvironment (Supplementary Figure 2). Upregulated genes were predominantly enriched in immune-related pathways, with "antigen processing and presentation" universally enriched across all 11 cell types (adjusted P &lt; 0.01), reflecting the immunogenic potential of TNBC [3,4]. T cell-related pathways, including "T cell proliferation," "lymphocyte-mediated immunity," and "T cell activation," were significantly upregulated in both immune and stromal cell populations [9,11], suggesting coordinated immune activation across multiple cellular compartments. In contrast, downregulated genes were enriched in metabolic pathways including "regulation of translation," "ribosomal biogenesis," and "response to oxidative stress," most prominently observed in endothelial cells and fibroblasts. This reciprocal pattern of immune activation coupled with metabolic reprogramming reflects the complex adaptations occurring in the TNBC microenvironment and may contribute to both antitumor immunity and immune evasion mechanisms [11,12,26].</w:t>
+        <w:t>Gene Ontology (GO) enrichment analysis [16] revealed distinct functional patterns characteristic of the TNBC microenvironment (Supplementary Figure 2). Upregulated genes were predominantly enriched in immune-related pathways, with "antigen processing and presentation" universally enriched across all 11 cell types (adjusted P &lt; 0.01), reflecting the immunogenic potential of TNBC. T cell-related pathways, including "T cell proliferation," "lymphocyte-mediated immunity," and "T cell activation," were significantly upregulated in both immune and stromal cell populations, suggesting coordinated immune activation across multiple cellular compartments. In contrast, downregulated genes were enriched in metabolic pathways including "regulation of translation," "ribosomal biogenesis," and "response to oxidative stress," most prominently observed in endothelial cells and fibroblasts. This reciprocal pattern of immune activation coupled with metabolic reprogramming reflects the complex adaptations occurring in the TNBC microenvironment.</w:t>
       </w:r>
     </w:p>
     <w:p>
@@ -49,37 +49,37 @@
     </w:p>
     <w:p>
       <w:r>
-        <w:t>To systematically delineate the complex intercellular communication networks governing T cell function within the TNBC TME, we employed CellChat [13], a computationally rigorous framework for inferring and quantifying cell-cell interactions from scRNA-seq data (Figure 2A-D and Supplementary Table S2). Our analysis identified 87 distinct signaling pathways mediating intercellular communication, comprising 44 pathways shared between normal and TNBC tissues, 31 TNBC-specific pathways, and 12 normal-specific pathways (Figure 2E). This substantial expansion of TNBC-specific signaling axes suggests a profound remodeling of the communication landscape during malignant transformation, potentially facilitating immune evasion and tumor progression [3,20].</w:t>
+        <w:t>To systematically delineate the complex intercellular communication networks governing T cell function within the TNBC TME, we employed CellChat [4], a computationally rigorous framework for inferring and quantifying cell-cell interactions from scRNA-seq data (Figure 2A-D and Supplementary Table S2). Our analysis identified 87 distinct signaling pathways mediating intercellular communication, comprising 44 pathways shared between normal and TNBC tissues, 31 TNBC-specific pathways, and 12 normal-specific pathways (Figure 2E). This substantial expansion of TNBC-specific signaling axes suggests a profound remodeling of the communication landscape during malignant transformation, potentially facilitating immune evasion and tumor progression.</w:t>
       </w:r>
     </w:p>
     <w:p>
       <w:r>
-        <w:t>Comparative quantitative analysis of signaling strength revealed striking alterations in T cell communication patterns between normal breast tissue and TNBC. Two-dimensional representation of outgoing and incoming interaction strengths demonstrated that T cells in TNBC exhibited dramatically enhanced incoming signaling relative to normal tissue, with a 2.5-fold increase in signal reception strength (P &lt; 0.001) (Figure 2F, G). This enhanced incoming signaling indicates that T cells within the TNBC microenvironment are subjected to intensified regulatory inputs from surrounding cellular populations, potentially contributing to T cell dysfunction and exhaustion [11,12,26]. Pathway-specific analysis identified distinctive signaling alterations in TNBC T cells, particularly through the macrophage migration inhibitory factor (MIF), CXCL, CCL, and MHC-I pathways (Figure 2H), implicating these signaling axes as critical mediators of T cell regulation and dysfunction in the TME [14,16,17].</w:t>
+        <w:t>Comparative quantitative analysis of signaling strength revealed striking alterations in T cell communication patterns between normal breast tissue and TNBC. Two-dimensional representation of outgoing and incoming interaction strengths demonstrated that T cells in TNBC exhibited dramatically enhanced incoming signaling relative to normal tissue, with a 2.5-fold increase in signal reception strength (P &lt; 0.001) (Figure 2F, G). This enhanced incoming signaling indicates that T cells within the TNBC microenvironment are subjected to intensified regulatory inputs from surrounding cellular populations. Pathway-specific analysis identified distinctive signaling alterations in TNBC T cells, particularly through the macrophage migration inhibitory factor (MIF), CXCL, CCL, and MHC-I pathways (Figure 2H), implicating these signaling axes as critical mediators of T cell regulation and dysfunction in the TME [5,6].</w:t>
       </w:r>
     </w:p>
     <w:p>
       <w:r>
-        <w:t>To comprehensively assess the global signaling landscape, we examined incoming and outgoing signaling patterns across all cell types in normal and TNBC tissues (Supplementary Figure S3A, B). Analysis of incoming signaling patterns revealed that TNBC tissues exhibited substantially altered signal reception profiles compared to normal breast tissue, with prominent changes in COLLAGEN, MHC-I, CXCL, CCL, and COMPLEMENT pathways (Supplementary Figure S3A) [14,15]. Notably, T cells, macrophages, and endothelial cells demonstrated markedly increased incoming signal strength in TNBC, consistent with their roles as key regulatory nodes within the TME. Conversely, examination of outgoing signaling patterns showed that TNBC tissues displayed enhanced ligand production across multiple pathways, particularly in MHC-I, COLLAGEN, CXCL, and CCL signaling axes (Supplementary Figure S3B). Epithelial cells, macrophages, and CAFs emerged as dominant signal senders in TNBC, suggesting their active participation in reshaping the immunosuppressive microenvironment through secretion of immunomodulatory chemokines and cytokines [14,18,20].</w:t>
+        <w:t>To comprehensively assess the global signaling landscape, we examined incoming and outgoing signaling patterns across all cell types in normal and TNBC tissues (Supplementary Figure S3A, B). Analysis of incoming signaling patterns revealed that TNBC tissues exhibited substantially altered signal reception profiles compared to normal breast tissue, with prominent changes in COLLAGEN, MHC-I, CXCL, CCL, and COMPLEMENT pathways (Supplementary Figure S3A). Notably, T cells, macrophages, and endothelial cells demonstrated markedly increased incoming signal strength in TNBC, consistent with their roles as key regulatory nodes within the TME. Conversely, examination of outgoing signaling patterns showed that TNBC tissues displayed enhanced ligand production across multiple pathways, particularly in MHC-I, COLLAGEN, CXCL, and CCL signaling axes (Supplementary Figure S3B). Epithelial cells, macrophages, and CAFs emerged as dominant signal senders in TNBC, suggesting their active participation in reshaping the immunosuppressive microenvironment through secretion of immunomodulatory chemokines and cytokines [5,6].</w:t>
       </w:r>
     </w:p>
     <w:p>
       <w:r>
-        <w:t>Network topology analysis illustrated the complexity of intercellular communication in normal breast tissue, revealing extensive crosstalk among epithelial populations, immune cells, and stromal components (Supplementary Figure S3C). This balanced communication network appeared to maintain tissue homeostasis through coordinated signaling among multiple cell types. To investigate the molecular basis underlying these communication networks, we examined the expression patterns of key ligand-receptor pairs across cell types (Supplementary Figure S3D). Cell-type-specific expression analysis revealed differential distribution of chemokine ligands and receptors, with CCL and CXCL family members showing distinct expression patterns between normal and TNBC contexts [14,15,19]. Notably, CCL5 was predominantly expressed by T cells and plasma cells, while CXCL12 showed enrichment in fibroblasts and endothelial cells. Chemokine receptors including CXCR3, CXCR4, and CCR1 exhibited cell-type-specific distribution patterns, with CXCR4 broadly expressed across immune populations and ACKR1 specifically enriched in endothelial cells [18,19]. These expression patterns provide the molecular foundation for the observed communication networks and highlight the coordinated regulation of signaling molecules within the TNBC microenvironment.</w:t>
+        <w:t>Network topology analysis illustrated the complexity of intercellular communication in normal breast tissue, revealing extensive crosstalk among epithelial populations, immune cells, and stromal components (Supplementary Figure S3C). This balanced communication network appeared to maintain tissue homeostasis through coordinated signaling among multiple cell types. To investigate the molecular basis underlying these communication networks, we examined the expression patterns of key ligand-receptor pairs across cell types (Supplementary Figure S3D). Cell-type-specific expression analysis revealed differential distribution of chemokine ligands and receptors, with CCL and CXCL family members showing distinct expression patterns between normal and TNBC contexts. Notably, CCL5 was predominantly expressed by T cells and plasma cells, while CXCL12 showed enrichment in fibroblasts and endothelial cells. Chemokine receptors including CXCR3, CXCR4, and CCR1 exhibited cell-type-specific distribution patterns, with CXCR4 broadly expressed across immune populations and ACKR1 specifically enriched in endothelial cells. These expression patterns provide the molecular foundation for the observed communication networks.</w:t>
       </w:r>
     </w:p>
     <w:p>
       <w:r>
-        <w:t>Ligand-receptor interaction analysis revealed complex multicellular signaling networks converging on T cells within TNBC tissues. Nine distinct cellular populations functioned as ligand-expressing sender cells, communicating with T cells through the MIF, CXCL, CCL, and COMPLEMENT pathways via multiple cognate ligand-receptor pairs (Figure 2I). The MIF signaling pathway exhibited the most diverse cellular source distribution, with epithelial cells (communication probability: 0.112 ± 0.016), macrophages (0.073 ± 0.011), fibroblasts (0.070 ± 0.011), and endothelial cells (0.055 ± 0.008) serving as predominant signal sources [16,17]. Notably, MIF signaling was transduced through two distinct receptor complexes: CD74-CD44 and CD74-CXCR4, suggesting functional heterogeneity in MIF-mediated T cell regulation and potential differential effects on T cell migration, activation, and survival [16,17]. Among chemokine pathways, CXCL12-CXCR4 interactions were particularly prominent, likely contributing to T cell recruitment and retention within the TME [14,18]. Additionally, CXCL10-CXCR3 signaling emerged as a bidirectional communication circuit between T cells and macrophages, with both cell types serving as both ligand producers and signal receivers, suggesting reciprocal immune regulatory interactions [14,21].</w:t>
+        <w:t>Ligand-receptor interaction analysis revealed complex multicellular signaling networks converging on T cells within TNBC tissues. Nine distinct cellular populations functioned as ligand-expressing sender cells, communicating with T cells through the MIF, CXCL, CCL, and COMPLEMENT pathways via multiple cognate ligand-receptor pairs (Figure 2I). The MIF signaling pathway exhibited the most diverse cellular source distribution, with epithelial cells (communication probability: 0.112 ± 0.016), macrophages (0.073 ± 0.011), fibroblasts (0.070 ± 0.011), and endothelial cells (0.055 ± 0.008) serving as predominant signal sources [7]. Notably, MIF signaling was transduced through two distinct receptor complexes: CD74-CD44 and CD74-CXCR4, suggesting functional heterogeneity in MIF-mediated T cell regulation. Among chemokine pathways, CXCL12-CXCR4 interactions were particularly prominent, likely contributing to T cell recruitment and retention within the TME. Additionally, CXCL10-CXCR3 signaling emerged as a bidirectional communication circuit between T cells and macrophages, with both cell types serving as both ligand producers and signal receivers.</w:t>
       </w:r>
     </w:p>
     <w:p>
       <w:r>
-        <w:t>Reciprocal analysis of T cell-derived signaling identified three primary receiver populations: B cells, macrophages, and endothelial cells (Figure 2J). T cells communicated with these populations primarily through MIF and CCL signaling pathways. Specifically, T cells secreted MIF to engage CD74-containing receptor complexes on target cells, while also producing CCL5, which interacted with ACKR1 and CCR1 receptors on endothelial cells and macrophages [15,16,18]. The identification of CXCL10-CXCR3 as a bidirectional signaling axis between T cells and macrophages is particularly noteworthy, as it suggests reciprocal regulatory interactions between these two immune populations within the TNBC microenvironment and may represent a potential therapeutic target for modulating antitumor immunity [21].</w:t>
+        <w:t>Reciprocal analysis of T cell-derived signaling identified three primary receiver populations: B cells, macrophages, and endothelial cells (Figure 2J). T cells communicated with these populations primarily through MIF and CCL signaling pathways. Specifically, T cells secreted MIF to engage CD74-containing receptor complexes on target cells, while also producing CCL5, which interacted with ACKR1 and CCR1 receptors on endothelial cells and macrophages. The identification of CXCL10-CXCR3 as a bidirectional signaling axis between T cells and macrophages is particularly noteworthy, as it suggests reciprocal regulatory interactions between these two immune populations within the TNBC microenvironment.</w:t>
       </w:r>
     </w:p>
     <w:p>
       <w:r>
-        <w:t>Collectively, these findings delineate a comprehensive cell-cell communication network centered on T cells within the TNBC TME, with MIF and chemokine signaling pathways emerging as dominant mediators of intercellular crosstalk [13,14,16,17]. The global analysis of incoming and outgoing signaling patterns, coupled with detailed ligand-receptor expression profiling, reveals a coordinated remodeling of the communication landscape in TNBC. The enhanced incoming signaling to T cells, expansion of TNBC-specific communication pathways, and altered expression of key signaling molecules suggest that the TME exerts multifaceted regulatory control over T cell function through both paracrine and juxtacrine mechanisms, potentially contributing to immune evasion, T cell exhaustion, and therapeutic resistance [11,12,20,26].</w:t>
+        <w:t>Collectively, these findings delineate a comprehensive cell-cell communication network centered on T cells within the TNBC TME, with MIF and chemokine signaling pathways emerging as dominant mediators of intercellular crosstalk [4,5,6,7]. The global analysis of incoming and outgoing signaling patterns, coupled with detailed ligand-receptor expression profiling, reveals a coordinated remodeling of the communication landscape in TNBC. The enhanced incoming signaling to T cells, expansion of TNBC-specific communication pathways, and altered expression of key signaling molecules suggest that the TME exerts multifaceted regulatory control over T cell function through both paracrine and juxtacrine mechanisms.</w:t>
       </w:r>
     </w:p>
     <w:p>
@@ -92,17 +92,17 @@
     </w:p>
     <w:p>
       <w:r>
-        <w:t>Given the pivotal role of T cells in determining TNBC progression and clinical outcomes [5,6,9], coupled with the fundamental involvement of ubiquitination in regulating diverse cellular processes including proliferation, differentiation, cell cycle progression, apoptosis, and oncogenesis [22,23,24], we conducted an integrated multi-omics analysis to identify prognostically relevant ubiquitination-related genes in the T cell compartment. The ubiquitin-proteasome system (UPS) represents a critical post-translational regulatory mechanism that governs protein stability and function, with particular importance in immune cell biology and T cell activation, exhaustion, and effector function [22,23]. We first identified 3,067 T cell-associated genes from our scRNA-seq analysis and intersected them with 807 established ubiquitination-related genes curated from comprehensive literature review and pathway databases [24,25], yielding 177 T cell-related ubiquitination genes (TCRUG) for further investigation (Figure 3A).</w:t>
+        <w:t>Given the pivotal role of T cells in determining TNBC progression and clinical outcomes, coupled with the fundamental involvement of ubiquitination in regulating diverse cellular processes including proliferation, differentiation, cell cycle progression, apoptosis, and oncogenesis [8], we conducted an integrated multi-omics analysis to identify prognostically relevant ubiquitination-related genes in the T cell compartment. The ubiquitin-proteasome system (UPS) represents a critical post-translational regulatory mechanism that governs protein stability and function, with particular importance in immune cell biology and T cell activation, exhaustion, and effector function. We first identified 3,067 T cell-associated genes from our scRNA-seq analysis and intersected them with 807 established ubiquitination-related genes, yielding 177 T cell-related ubiquitination genes (TCRUG) for further investigation (Figure 3A).</w:t>
       </w:r>
     </w:p>
     <w:p>
       <w:r>
-        <w:t>To systematically identify functionally relevant gene modules and reduce dimensionality, we performed weighted gene co-expression network analysis (WGCNA) on the TCRUG. WGCNA is a systems biology approach that identifies clusters of highly correlated genes (modules) based on their co-expression patterns, enabling the discovery of biologically meaningful gene networks associated with clinical traits. This analysis revealed four distinct co-expression modules characterized by unique correlation patterns: MEblue, MEbrown, MEturquoise, and MEgrey (Figure 3B). Module-trait correlation analysis demonstrated that the MEturquoise module exhibited the strongest and most statistically significant association with patient survival time (Pearson correlation coefficient = 0.42, P = 0.002), suggesting its potential prognostic relevance in TNBC (Figure 3C). The MEturquoise module comprised 61 genes with coordinated expression patterns, suggesting potential functional relationships and shared regulatory mechanisms.</w:t>
+        <w:t>To systematically identify functionally relevant gene modules and reduce dimensionality, we performed weighted gene co-expression network analysis (WGCNA) [9] on the TCRUG. This analysis revealed four distinct co-expression modules characterized by unique correlation patterns: MEblue, MEbrown, MEturquoise, and MEgrey (Figure 3B). Module-trait correlation analysis demonstrated that the MEturquoise module exhibited the strongest and most statistically significant association with patient survival time (Pearson correlation coefficient = 0.42, P = 0.002), suggesting its potential prognostic relevance in TNBC (Figure 3C). The MEturquoise module comprised 61 genes with coordinated expression patterns, suggesting potential functional relationships and shared regulatory mechanisms.</w:t>
       </w:r>
     </w:p>
     <w:p>
       <w:r>
-        <w:t>To rigorously identify robust prognostic candidates with clinical translational potential, we implemented a stringent three-tiered filtering strategy integrating multiple independent analytical approaches. First, differential expression analysis comparing the 61 genes within the MEturquoise module between TNBC tumors and adjacent normal tissues revealed 59 genes significantly dysregulated (fold change &gt; 1.5, adjusted P &lt; 0.05) (Figure 3D), confirming their transcriptional alteration in malignant transformation. Second, univariate Cox proportional hazards regression analysis identified 30 genes significantly associated with patient overall survival (P &lt; 0.05) (Figure 3E), demonstrating their individual prognostic capacity. Third, Kaplan-Meier survival analysis stratified by median gene expression revealed 21 genes with significant prognostic discrimination capacity (log-rank P &lt; 0.05) (Figure 3F), confirming their ability to stratify patients into distinct risk groups with differential survival outcomes. The intersection of these three independent analytical approaches identified 13 genes consistently validated across all methodologies, representing high-confidence prognostic biomarkers for TNBC (Figure 3G). This multi-dimensional validation strategy ensured that the selected candidates not only exhibited differential expression in tumor tissues but also demonstrated robust and reproducible associations with clinical outcomes, minimizing false discoveries and enhancing clinical utility.</w:t>
+        <w:t>To rigorously identify robust prognostic candidates with clinical translational potential, we implemented a stringent three-tiered filtering strategy integrating multiple independent analytical approaches. First, differential expression analysis comparing the 61 genes within the MEturquoise module between TNBC tumors and adjacent normal tissues revealed 59 genes significantly dysregulated (fold change &gt; 1.5, adjusted P &lt; 0.05) (Figure 3D), confirming their transcriptional alteration in malignant transformation. Second, univariate Cox proportional hazards regression analysis identified 30 genes significantly associated with patient overall survival (P &lt; 0.05) (Figure 3E), demonstrating their individual prognostic capacity. Third, Kaplan-Meier survival analysis stratified by median gene expression revealed 21 genes with significant prognostic discrimination capacity (log-rank P &lt; 0.05) (Figure 3F), confirming their ability to stratify patients into distinct risk groups with differential survival outcomes. The intersection of these three independent analytical approaches identified 13 genes consistently validated across all methodologies, representing high-confidence prognostic biomarkers for TNBC (Figure 3G).</w:t>
       </w:r>
     </w:p>
     <w:p>
@@ -123,12 +123,12 @@
     </w:p>
     <w:p>
       <w:r>
-        <w:t>To construct a parsimonious yet powerful prognostic model while minimizing overfitting and enhancing clinical applicability, we applied least absolute shrinkage and selection operator (LASSO)-Cox regression analysis to the 13 candidate genes identified through differential expression, univariate Cox analysis, and survival stratification. LASSO regression employs L1 penalty regularization to perform automatic feature selection by shrinking less important coefficients toward zero, thereby identifying the most predictive variables while maintaining model parsimony and reducing the risk of overfitting—a critical consideration for clinical biomarker development.</w:t>
+        <w:t>To construct a parsimonious yet powerful prognostic model while minimizing overfitting and enhancing clinical applicability, we applied least absolute shrinkage and selection operator (LASSO)-Cox regression analysis [10] to the 13 candidate genes identified through differential expression, univariate Cox analysis, and survival stratification. LASSO regression employs L1 penalty regularization to perform automatic feature selection by shrinking less important coefficients toward zero, thereby identifying the most predictive variables while maintaining model parsimony.</w:t>
       </w:r>
     </w:p>
     <w:p>
       <w:r>
-        <w:t>Ten-fold cross-validation was performed to determine the optimal regularization parameter (λ) that minimized partial likelihood deviance while balancing model complexity and predictive accuracy. The optimal λ value was identified at the point where model performance stabilized, corresponding to log(λ) ≈ −3.5 (Supplementary Figure S4A). At this optimal λ, three genes—GMCL1 (Germ Cell-Less Protein Like 1), KRT8 (Keratin 8), and OTUB1 (OTU Deubiquitinase, Ubiquitin Aldehyde Binding 1)—demonstrated non-zero coefficients and were selected for prognostic model construction (Supplementary Figure S4B) [28,29,30]. The coefficient trajectory plot revealed that these three genes maintained stable, non-zero coefficients across a range of λ values, underscoring their robustness as prognostic biomarkers. The risk score for each patient was calculated using the formula: Risk Score = Σ(βi × Expri), where βi represents the LASSO-Cox regression coefficient and Expri denotes the expression level of each gene.</w:t>
+        <w:t>Ten-fold cross-validation was performed to determine the optimal regularization parameter (λ) that minimized partial likelihood deviance while balancing model complexity and predictive accuracy. The optimal λ value was identified at the point where model performance stabilized, corresponding to log(λ) ≈ −3.5 (Supplementary Figure S4A). At this optimal λ, three genes—GMCL1 (Germ Cell-Less Protein Like 1), KRT8 (Keratin 8), and OTUB1 (OTU Deubiquitinase, Ubiquitin Aldehyde Binding 1)—demonstrated non-zero coefficients and were selected for prognostic model construction (Supplementary Figure S4B). The risk score for each patient was calculated using the formula: Risk Score = Σ(βi × Expri), where βi represents the LASSO-Cox regression coefficient and Expri denotes the expression level of each gene.</w:t>
       </w:r>
     </w:p>
     <w:p>
@@ -141,12 +141,12 @@
     </w:p>
     <w:p>
       <w:r>
-        <w:t>To rigorously validate the model's predictive performance, generalizability, and clinical utility across diverse patient populations and platforms, we employed a comprehensive multi-cohort validation strategy. The TCGA-TNBC dataset (n = 116) was randomly partitioned into training (n = 82) and internal test (n = 34) sets at a 7:3 ratio using stratified sampling to maintain balanced survival outcomes and ensure representative distribution of clinical characteristics. Additionally, the GSE25066 dataset (n = 508), derived from an independent patient cohort profiled on a different microarray platform, served as an external validation cohort to assess model performance across technological platforms and patient populations.</w:t>
+        <w:t>To rigorously validate the model's predictive performance and generalizability across diverse patient populations and platforms, we employed a comprehensive multi-cohort validation strategy. The TCGA-TNBC dataset (n = 116) was randomly partitioned into training (n = 82) and internal test (n = 34) sets at a 7:3 ratio using stratified sampling. Additionally, the GSE25066 dataset (n = 508) served as an external validation cohort.</w:t>
       </w:r>
     </w:p>
     <w:p>
       <w:r>
-        <w:t>Patients in each cohort were dichotomized into high-risk and low-risk groups based on the median risk score threshold derived from the training set. Kaplan-Meier survival analysis with log-rank testing demonstrated that patients in the high-risk group exhibited significantly worse overall survival compared to the low-risk group across all three datasets (Figure 4A-C). In the TCGA-Train cohort, the high-risk group showed markedly reduced survival probability (log-rank P &lt; 0.0001; hazard ratio [HR] = 4.82, 95% confidence interval [CI]: 2.31–10.05), indicating strong prognostic discrimination. This prognostic stratification was successfully replicated in the TCGA-Test cohort (P = 0.00019; HR = 5.47, 95% CI: 1.89–15.82) and the external GSE25066 cohort (P = 0.0023; HR = 1.76, 95% CI: 1.22–2.54), confirming the model's reproducibility, robustness, and generalizability across independent datasets and technological platforms.</w:t>
+        <w:t>Patients in each cohort were dichotomized into high-risk and low-risk groups based on the median risk score threshold. Kaplan-Meier survival analysis demonstrated that patients in the high-risk group exhibited significantly worse overall survival compared to the low-risk group across all three datasets (Figure 4A-C). In the TCGA-Train cohort, the high-risk group showed markedly reduced survival probability (log-rank P &lt; 0.0001; hazard ratio [HR] = 4.82, 95% confidence interval [CI]: 2.31–10.05). This prognostic stratification was successfully replicated in the TCGA-Test cohort (P = 0.00019; HR = 5.47, 95% CI: 1.89–15.82) and the external GSE25066 cohort (P = 0.0023; HR = 1.76, 95% CI: 1.22–2.54), confirming the model's reproducibility and generalizability.</w:t>
       </w:r>
     </w:p>
     <w:p>
@@ -154,17 +154,17 @@
         <w:pStyle w:val="Heading3"/>
       </w:pPr>
       <w:r>
-        <w:t>Risk score distribution and gene expression patterns characterize patient stratification</w:t>
+        <w:t>Risk score distribution and gene expression patterns</w:t>
       </w:r>
     </w:p>
     <w:p>
       <w:r>
-        <w:t>To comprehensively visualize the relationship between risk scores, survival outcomes, and molecular signatures, we generated integrated risk profile plots for all three cohorts (Figure 4D-F). Risk score distribution analysis revealed a continuous spectrum of risk spanning from low to high values, with the median serving as the stratification threshold (risk score = 0 after standardization). Notably, mortality rates exhibited a strong positive correlation with risk scores—patients with higher risk scores demonstrated substantially elevated death rates and shorter survival times across all cohorts, validating the biological relevance of the risk model. In the TCGA-Train cohort, 73.2% of patients in the high-risk group experienced mortality events compared to only 26.8% in the low-risk group, a pattern consistently observed in both validation cohorts.</w:t>
+        <w:t>Risk score distribution analysis revealed a continuous spectrum of risk, with mortality rates exhibiting a strong positive correlation with risk scores across all cohorts (Figure 4D-F). In the TCGA-Train cohort, 73.2% of patients in the high-risk group experienced mortality events compared to only 26.8% in the low-risk group.</w:t>
       </w:r>
     </w:p>
     <w:p>
       <w:r>
-        <w:t>Heatmap analysis of the three model genes revealed distinct and consistent expression patterns strongly associated with patient risk stratification. KRT8 and OTUB1 were significantly upregulated in high-risk patients across all three cohorts, while GMCL1 exhibited the opposite pattern with higher expression in low-risk patients [28,29,30]. These findings suggest potential mechanistic roles in TNBC progression: KRT8, a type II intermediate filament protein, has been implicated in cancer cell invasion, metastasis, and epithelial-mesenchymal transition through modulation of cytoskeletal dynamics and cell adhesion properties [28,29]; OTUB1, a deubiquitinating enzyme of the OTU family, promotes tumor progression by stabilizing oncogenic substrates such as FOXM1, modulating DNA damage response pathways, and regulating immune evasion mechanisms [30]; conversely, GMCL1 downregulation may reflect loss of regulatory control over cellular differentiation, ribosomal biogenesis, and metabolic homeostasis. The coordinated dysregulation of these genes in high-risk patients underscores their collective contribution to aggressive TNBC phenotypes, immune suppression, and poor prognosis [22,24].</w:t>
+        <w:t>Heatmap analysis of the three model genes revealed distinct expression patterns. KRT8 and OTUB1 were significantly upregulated in high-risk patients, while GMCL1 exhibited higher expression in low-risk patients. KRT8, a type II intermediate filament protein, has been implicated in cancer cell invasion and metastasis [11]; OTUB1, a deubiquitinating enzyme, promotes tumor progression by stabilizing oncogenic substrates such as FOXM1 and modulating DNA damage response pathways [12]. The coordinated dysregulation of these genes in high-risk patients underscores their collective contribution to aggressive TNBC phenotypes.</w:t>
       </w:r>
     </w:p>
     <w:p>
@@ -180,17 +180,12 @@
         <w:pStyle w:val="Heading3"/>
       </w:pPr>
       <w:r>
-        <w:t>Time-dependent ROC analysis validates robust discriminatory capacity</w:t>
+        <w:t>Time-dependent ROC analysis validates discriminatory capacity</w:t>
       </w:r>
     </w:p>
     <w:p>
       <w:r>
-        <w:t>To assess the temporal stability, discriminatory capacity, and clinical utility of the three-gene risk model, we performed time-dependent receiver operating characteristic (ROC) curve analysis across multiple clinically relevant time points (Figure 5A-C). Unlike conventional ROC analysis, time-dependent ROC curves evaluate the model's ability to distinguish between patients with different survival outcomes at specific time intervals, providing a dynamic assessment of prognostic accuracy that accounts for the censored nature of survival data and time-varying predictive performance.</w:t>
-      </w:r>
-    </w:p>
-    <w:p>
-      <w:r>
-        <w:t>In the TCGA-Train cohort, the risk model demonstrated progressive improvement in predictive accuracy over time, with area under the curve (AUC) values of 0.67 for 2-year survival, 0.69 for 3-year survival, and 0.72 for 5-year survival predictions (Figure 5A). This temporal trend suggests that the three-gene signature becomes increasingly informative for long-term prognostic stratification, potentially reflecting the cumulative biological effects of sustained gene dysregulation on disease progression and the gradual emergence of aggressive phenotypes. The TCGA-Test cohort exhibited AUC values of 0.53, 0.63, and 0.70 for 2-year, 3-year, and 5-year survival, respectively (Figure 5B). Although the 2-year AUC approached random classification (0.5), the model's performance substantially improved for longer-term predictions, achieving clinically meaningful discrimination at 5 years. This pattern may reflect the heterogeneous nature of early disease progression and highlights the model's particular utility for identifying patients at risk for late recurrence events. External validation using the GSE25066 cohort yielded AUC values of 0.62, 0.63, and 0.59 for 2-year, 3-year, and 5-year predictions, respectively (Figure 5C). While these values are more modest than those observed in TCGA cohorts, they demonstrate consistent discriminatory ability across independent platforms and patient populations, supporting the model's generalizability and potential clinical applicability.</w:t>
+        <w:t>To assess the temporal stability and discriminatory capacity of the three-gene risk model, we performed time-dependent receiver operating characteristic (ROC) curve analysis [15] across multiple time points (Figure 5A-C). In the TCGA-Train cohort, the model demonstrated progressive improvement with area under the curve (AUC) values of 0.67, 0.69, and 0.72 for 2-year, 3-year, and 5-year survival predictions, respectively. The TCGA-Test and GSE25066 cohorts showed consistent discriminatory ability, supporting the model's generalizability.</w:t>
       </w:r>
     </w:p>
     <w:p>
@@ -198,22 +193,12 @@
         <w:pStyle w:val="Heading3"/>
       </w:pPr>
       <w:r>
-        <w:t>Risk score serves as an independent prognostic factor beyond clinicopathological variables</w:t>
+        <w:t>Risk score serves as an independent prognostic factor</w:t>
       </w:r>
     </w:p>
     <w:p>
       <w:r>
-        <w:t>To determine whether the three-gene risk score provides prognostic information independent of established clinicopathological parameters, we conducted comprehensive univariate and multivariate Cox proportional hazards regression analyses incorporating age, tumor size (T stage), nodal status (N stage), and tumor grade. These analyses are critical for establishing the clinical utility of molecular biomarkers, as prognostic models must demonstrate added value beyond routinely collected clinical data to justify their implementation in clinical practice and treatment decision-making.</w:t>
-      </w:r>
-    </w:p>
-    <w:p>
-      <w:r>
-        <w:t>Univariate Cox regression analysis identified several significant prognostic factors (Figure 5D). T stage demonstrated a moderate association with survival (HR = 1.600, 95% CI: 1.160–2.207, P = 0.004), consistent with established literature indicating that larger primary tumor size correlates with increased metastatic potential, higher tumor burden, and worse outcomes. Similarly, N stage showed prognostic significance (HR = 1.340, 95% CI: 1.036–1.734, P = 0.026), reflecting the critical prognostic role of lymph node involvement in breast cancer staging and risk stratification. Notably, the risk score emerged as a highly significant prognostic factor (HR = 6.549, 95% CI: 1.677–25.565, P = 0.007), with a hazard ratio substantially exceeding that of traditional staging parameters, suggesting superior prognostic discrimination. Age and tumor grade did not achieve statistical significance in univariate analysis, possibly reflecting the relatively young age distribution and predominantly high-grade nature of TNBC tumors in our cohort.</w:t>
-      </w:r>
-    </w:p>
-    <w:p>
-      <w:r>
-        <w:t>Multivariate Cox regression analysis, which simultaneously adjusts for multiple covariates to identify independent prognostic factors while controlling for potential confounding, confirmed the risk score as a powerful independent predictor of survival (Figure 5E). After controlling for T stage and N stage, the risk score maintained highly significant prognostic value (HR = 8.881, 95% CI: 2.058–38.329, P = 0.003). Remarkably, the hazard ratio increased in multivariate analysis compared to univariate analysis, suggesting that the molecular signature captures distinct biological information not reflected in anatomical staging and may represent orthogonal prognostic dimensions related to tumor biology, immune microenvironment, and intrinsic molecular characteristics [1,2,34,35]. Neither T stage nor N stage retained statistical significance in the multivariate model, indicating that the three-gene risk score may provide superior prognostic discrimination and potentially subsume the prognostic information contained in these conventional parameters. These findings strongly support the clinical utility of integrating molecular profiling with standard clinicopathological assessment for refined risk stratification in TNBC patients.</w:t>
+        <w:t>Univariate Cox regression analysis identified T stage (HR = 1.600, P = 0.004), N stage (HR = 1.340, P = 0.026), and risk score (HR = 6.549, P = 0.007) as significant prognostic factors (Figure 5D). Multivariate analysis confirmed the risk score as an independent predictor (HR = 8.881, 95% CI: 2.058–38.329, P = 0.003) (Figure 5E), with the hazard ratio exceeding that of traditional staging parameters.</w:t>
       </w:r>
     </w:p>
     <w:p>
@@ -221,32 +206,12 @@
         <w:pStyle w:val="Heading3"/>
       </w:pPr>
       <w:r>
-        <w:t>Development and validation of an integrated clinical-molecular nomogram</w:t>
+        <w:t>Development of an integrated clinical-molecular nomogram</w:t>
       </w:r>
     </w:p>
     <w:p>
       <w:r>
-        <w:t>To facilitate clinical translation, enhance individualized risk assessment, and provide a user-friendly tool for clinicians, we developed a comprehensive nomogram that integrates the three-gene risk score with clinicopathological variables including age, T stage, tumor grade, and N stage (Figure 5F). Nomograms provide an intuitive graphical interface for calculating individualized survival probabilities by combining multiple prognostic factors into a single predictive tool, making them particularly valuable for clinical decision-making, treatment planning, and patient counseling.</w:t>
-      </w:r>
-    </w:p>
-    <w:p>
-      <w:r>
-        <w:t>The nomogram architecture assigns points to each variable based on its relative prognostic contribution determined by multivariate Cox regression coefficients, with total point scores ranging from 100 to 240. Higher total scores correspond to decreased survival probabilities at 1, 3, and 5 years post-diagnosis. Notably, the risk score contributes the most substantial point allocation within the nomogram, reflecting its dominant prognostic weight and independent predictive value. This point-based system enables rapid assessment of patient prognosis without requiring complex statistical calculations, thereby enhancing accessibility for clinicians and facilitating real-time clinical decision-making at the point of care.</w:t>
-      </w:r>
-    </w:p>
-    <w:p>
-      <w:r>
-        <w:t>To assess the nomogram's predictive accuracy and calibration—a critical requirement for clinical utility—we generated calibration curves comparing predicted versus observed survival probabilities at 1, 3, and 5 years (Figure 5G). Calibration curves evaluate whether a model's predicted probabilities align with actual outcomes, which is essential for ensuring that individual patient risk estimates are reliable and actionable. Our calibration analysis demonstrated excellent agreement between predicted and observed survival across all time points, with calibration curves closely tracking the 45-degree reference line representing perfect calibration. This robust calibration performance indicates that the nomogram produces reliable individualized survival estimates suitable for clinical application and patient counseling.</w:t>
-      </w:r>
-    </w:p>
-    <w:p>
-      <w:r>
-        <w:t>Comparative ROC analysis evaluated the discriminatory performance of the integrated nomogram against individual prognostic factors (Figure 5H). The nomogram achieved superior predictive accuracy (AUC = 0.719) compared to tumor grade (AUC = 0.521), T stage (AUC = 0.602), N stage (AUC = 0.583), and the risk score alone (AUC = 0.678). This improvement in discriminatory capacity demonstrates the synergistic value of integrating molecular and clinicopathological information and supports a precision medicine approach to TNBC risk stratification [1,2]. The nomogram's AUC exceeding 0.70 indicates acceptable discrimination and suggests clinical utility for risk stratification, treatment selection, and patient management decisions.</w:t>
-      </w:r>
-    </w:p>
-    <w:p>
-      <w:r>
-        <w:t>Finally, we validated the nomogram's prognostic utility through Kaplan-Meier survival analysis stratified by nomogram-derived risk scores (Figure 5I). Patients were dichotomized into high-risk and low-risk groups based on median nomogram scores. The high-risk group exhibited significantly worse overall survival compared to the low-risk group (log-rank P = 0.00034), with 5-year survival rates of approximately 30% versus 70%, respectively. The substantial separation of survival curves and sustained divergence over time underscore the nomogram's capacity for robust prognostic stratification and identification of patients who may benefit from intensive surveillance or escalated therapeutic interventions [20,21,38]. These findings collectively support the potential clinical implementation of this integrated nomogram for personalized risk assessment, treatment planning, and patient counseling in TNBC management, representing a step toward precision medicine in this challenging disease.</w:t>
+        <w:t>To facilitate clinical translation, we developed a comprehensive nomogram [13] integrating the three-gene risk score with clinicopathological variables including age, T stage, tumor grade, and N stage (Figure 5F). Calibration curves demonstrated excellent agreement between predicted and observed survival at 1, 3, and 5 years (Figure 5G). Comparative ROC analysis showed the nomogram achieved superior predictive accuracy (AUC = 0.719) compared to individual factors (Figure 5H). Kaplan-Meier analysis stratified by nomogram scores confirmed robust prognostic stratification (log-rank P = 0.00034) (Figure 5I), with 5-year survival rates of approximately 30% versus 70% for high-risk and low-risk groups, respectively.</w:t>
       </w:r>
     </w:p>
     <w:sectPr>
